--- a/public/informe_reunion_tecnica.docx
+++ b/public/informe_reunion_tecnica.docx
@@ -4,7 +4,7 @@
   <w:body>
     <w:p>
       <w:pPr>
-        <w:divId w:val="1170020925"/>
+        <w:divId w:val="1302468380"/>
         <w:rPr>
           <w:rFonts w:ascii="Plus Jakarta Sans" w:eastAsia="Times New Roman" w:hAnsi="Plus Jakarta Sans"/>
           <w:lang w:val="es-ES"/>
@@ -28,7 +28,7 @@
     <w:p>
       <w:pPr>
         <w:pStyle w:val="Ttulo1"/>
-        <w:divId w:val="956183346"/>
+        <w:divId w:val="507990143"/>
         <w:rPr>
           <w:rFonts w:eastAsia="Times New Roman"/>
           <w:lang w:val="es-ES"/>
@@ -45,7 +45,7 @@
     <w:p>
       <w:pPr>
         <w:pStyle w:val="NormalWeb"/>
-        <w:divId w:val="956183346"/>
+        <w:divId w:val="507990143"/>
         <w:rPr>
           <w:rFonts w:ascii="Plus Jakarta Sans" w:hAnsi="Plus Jakarta Sans"/>
           <w:lang w:val="es-ES"/>
@@ -63,7 +63,7 @@
     <w:p>
       <w:pPr>
         <w:pStyle w:val="NormalWeb"/>
-        <w:divId w:val="956183346"/>
+        <w:divId w:val="507990143"/>
         <w:rPr>
           <w:rFonts w:ascii="Plus Jakarta Sans" w:hAnsi="Plus Jakarta Sans"/>
           <w:lang w:val="es-ES"/>
@@ -102,7 +102,7 @@
     <w:p>
       <w:pPr>
         <w:pStyle w:val="NormalWeb"/>
-        <w:divId w:val="956183346"/>
+        <w:divId w:val="507990143"/>
         <w:rPr>
           <w:rFonts w:ascii="Plus Jakarta Sans" w:hAnsi="Plus Jakarta Sans"/>
           <w:lang w:val="es-ES"/>
@@ -134,7 +134,7 @@
     <w:p>
       <w:pPr>
         <w:pStyle w:val="NormalWeb"/>
-        <w:divId w:val="956183346"/>
+        <w:divId w:val="507990143"/>
         <w:rPr>
           <w:rFonts w:ascii="Plus Jakarta Sans" w:hAnsi="Plus Jakarta Sans"/>
           <w:lang w:val="es-ES"/>
@@ -166,7 +166,7 @@
     <w:p>
       <w:pPr>
         <w:pStyle w:val="NormalWeb"/>
-        <w:divId w:val="956183346"/>
+        <w:divId w:val="507990143"/>
         <w:rPr>
           <w:rFonts w:ascii="Plus Jakarta Sans" w:hAnsi="Plus Jakarta Sans"/>
           <w:lang w:val="es-ES"/>
@@ -206,7 +206,7 @@
     <w:p>
       <w:pPr>
         <w:pStyle w:val="NormalWeb"/>
-        <w:divId w:val="956183346"/>
+        <w:divId w:val="507990143"/>
         <w:rPr>
           <w:rFonts w:ascii="Plus Jakarta Sans" w:hAnsi="Plus Jakarta Sans"/>
           <w:lang w:val="es-ES"/>
@@ -223,7 +223,7 @@
     <w:p>
       <w:pPr>
         <w:pStyle w:val="NormalWeb"/>
-        <w:divId w:val="956183346"/>
+        <w:divId w:val="507990143"/>
         <w:rPr>
           <w:rFonts w:ascii="Plus Jakarta Sans" w:hAnsi="Plus Jakarta Sans"/>
           <w:lang w:val="es-ES"/>
@@ -240,7 +240,7 @@
     <w:p>
       <w:pPr>
         <w:pStyle w:val="NormalWeb"/>
-        <w:divId w:val="956183346"/>
+        <w:divId w:val="507990143"/>
         <w:rPr>
           <w:rFonts w:ascii="Plus Jakarta Sans" w:hAnsi="Plus Jakarta Sans"/>
           <w:lang w:val="es-ES"/>
@@ -272,7 +272,7 @@
     <w:p>
       <w:pPr>
         <w:pStyle w:val="NormalWeb"/>
-        <w:divId w:val="956183346"/>
+        <w:divId w:val="507990143"/>
         <w:rPr>
           <w:rFonts w:ascii="Plus Jakarta Sans" w:hAnsi="Plus Jakarta Sans"/>
           <w:lang w:val="es-ES"/>
@@ -289,7 +289,7 @@
     <w:p>
       <w:pPr>
         <w:pStyle w:val="NormalWeb"/>
-        <w:divId w:val="956183346"/>
+        <w:divId w:val="507990143"/>
         <w:rPr>
           <w:rFonts w:ascii="Plus Jakarta Sans" w:hAnsi="Plus Jakarta Sans"/>
           <w:lang w:val="es-ES"/>
@@ -306,7 +306,7 @@
     <w:p>
       <w:pPr>
         <w:pStyle w:val="NormalWeb"/>
-        <w:divId w:val="956183346"/>
+        <w:divId w:val="507990143"/>
         <w:rPr>
           <w:rFonts w:ascii="Plus Jakarta Sans" w:hAnsi="Plus Jakarta Sans"/>
           <w:lang w:val="es-ES"/>
@@ -323,7 +323,7 @@
     <w:p>
       <w:pPr>
         <w:pStyle w:val="NormalWeb"/>
-        <w:divId w:val="956183346"/>
+        <w:divId w:val="507990143"/>
         <w:rPr>
           <w:rFonts w:ascii="Plus Jakarta Sans" w:hAnsi="Plus Jakarta Sans"/>
           <w:lang w:val="es-ES"/>
@@ -340,7 +340,7 @@
     <w:p>
       <w:pPr>
         <w:pStyle w:val="NormalWeb"/>
-        <w:divId w:val="956183346"/>
+        <w:divId w:val="507990143"/>
         <w:rPr>
           <w:rFonts w:ascii="Plus Jakarta Sans" w:hAnsi="Plus Jakarta Sans"/>
           <w:lang w:val="es-ES"/>
@@ -364,7 +364,7 @@
     <w:p>
       <w:pPr>
         <w:spacing w:before="450" w:after="450"/>
-        <w:divId w:val="956183346"/>
+        <w:divId w:val="507990143"/>
         <w:rPr>
           <w:rFonts w:ascii="Plus Jakarta Sans" w:eastAsia="Times New Roman" w:hAnsi="Plus Jakarta Sans"/>
           <w:lang w:val="es-ES"/>
@@ -375,7 +375,7 @@
           <w:rFonts w:ascii="Plus Jakarta Sans" w:eastAsia="Times New Roman" w:hAnsi="Plus Jakarta Sans"/>
           <w:lang w:val="es-ES"/>
         </w:rPr>
-        <w:pict w14:anchorId="782C3414">
+        <w:pict w14:anchorId="0CC8F4DB">
           <v:rect id="_x0000_i1025" style="width:0;height:.75pt" o:hralign="center" o:hrstd="t" o:hr="t" fillcolor="#a0a0a0" stroked="f"/>
         </w:pict>
       </w:r>
@@ -383,7 +383,7 @@
     <w:p>
       <w:pPr>
         <w:pStyle w:val="Ttulo2"/>
-        <w:divId w:val="956183346"/>
+        <w:divId w:val="507990143"/>
         <w:rPr>
           <w:rFonts w:eastAsia="Times New Roman"/>
           <w:lang w:val="es-ES"/>
@@ -407,7 +407,7 @@
     <w:p>
       <w:pPr>
         <w:pStyle w:val="NormalWeb"/>
-        <w:divId w:val="956183346"/>
+        <w:divId w:val="507990143"/>
         <w:rPr>
           <w:rFonts w:ascii="Plus Jakarta Sans" w:hAnsi="Plus Jakarta Sans"/>
           <w:lang w:val="es-ES"/>
@@ -429,7 +429,7 @@
         </w:numPr>
         <w:spacing w:before="100" w:beforeAutospacing="1" w:after="90"/>
         <w:ind w:left="1020"/>
-        <w:divId w:val="956183346"/>
+        <w:divId w:val="507990143"/>
         <w:rPr>
           <w:rFonts w:ascii="Plus Jakarta Sans" w:eastAsia="Times New Roman" w:hAnsi="Plus Jakarta Sans"/>
           <w:sz w:val="21"/>
@@ -475,7 +475,7 @@
         </w:numPr>
         <w:spacing w:before="100" w:beforeAutospacing="1" w:after="90"/>
         <w:ind w:left="1020"/>
-        <w:divId w:val="956183346"/>
+        <w:divId w:val="507990143"/>
         <w:rPr>
           <w:rFonts w:ascii="Plus Jakarta Sans" w:eastAsia="Times New Roman" w:hAnsi="Plus Jakarta Sans"/>
           <w:sz w:val="21"/>
@@ -531,7 +531,7 @@
         </w:numPr>
         <w:spacing w:before="100" w:beforeAutospacing="1" w:after="90"/>
         <w:ind w:left="1020"/>
-        <w:divId w:val="956183346"/>
+        <w:divId w:val="507990143"/>
         <w:rPr>
           <w:rFonts w:ascii="Plus Jakarta Sans" w:eastAsia="Times New Roman" w:hAnsi="Plus Jakarta Sans"/>
           <w:sz w:val="21"/>
@@ -577,7 +577,7 @@
         </w:numPr>
         <w:spacing w:before="100" w:beforeAutospacing="1" w:after="90"/>
         <w:ind w:left="1020"/>
-        <w:divId w:val="956183346"/>
+        <w:divId w:val="507990143"/>
         <w:rPr>
           <w:rFonts w:ascii="Plus Jakarta Sans" w:eastAsia="Times New Roman" w:hAnsi="Plus Jakarta Sans"/>
           <w:sz w:val="21"/>
@@ -618,7 +618,7 @@
     <w:p>
       <w:pPr>
         <w:spacing w:before="450" w:after="450"/>
-        <w:divId w:val="956183346"/>
+        <w:divId w:val="507990143"/>
         <w:rPr>
           <w:rFonts w:ascii="Plus Jakarta Sans" w:eastAsia="Times New Roman" w:hAnsi="Plus Jakarta Sans"/>
           <w:lang w:val="es-ES"/>
@@ -630,7 +630,7 @@
           <w:lang w:val="es-ES"/>
         </w:rPr>
         <w:lastRenderedPageBreak/>
-        <w:pict w14:anchorId="52D6DB86">
+        <w:pict w14:anchorId="14662DD5">
           <v:rect id="_x0000_i1026" style="width:0;height:.75pt" o:hralign="center" o:hrstd="t" o:hr="t" fillcolor="#a0a0a0" stroked="f"/>
         </w:pict>
       </w:r>
@@ -638,7 +638,7 @@
     <w:p>
       <w:pPr>
         <w:pStyle w:val="Ttulo2"/>
-        <w:divId w:val="956183346"/>
+        <w:divId w:val="507990143"/>
         <w:rPr>
           <w:rFonts w:eastAsia="Times New Roman"/>
           <w:lang w:val="es-ES"/>
@@ -655,7 +655,7 @@
     <w:p>
       <w:pPr>
         <w:pStyle w:val="NormalWeb"/>
-        <w:divId w:val="956183346"/>
+        <w:divId w:val="507990143"/>
         <w:rPr>
           <w:rFonts w:ascii="Plus Jakarta Sans" w:hAnsi="Plus Jakarta Sans"/>
           <w:lang w:val="es-ES"/>
@@ -709,7 +709,7 @@
       </w:tblGrid>
       <w:tr>
         <w:trPr>
-          <w:divId w:val="1059860183"/>
+          <w:divId w:val="124351815"/>
           <w:tblHeader/>
         </w:trPr>
         <w:tc>
@@ -789,7 +789,7 @@
       </w:tr>
       <w:tr>
         <w:trPr>
-          <w:divId w:val="1059860183"/>
+          <w:divId w:val="124351815"/>
         </w:trPr>
         <w:tc>
           <w:tcPr>
@@ -855,7 +855,7 @@
       </w:tr>
       <w:tr>
         <w:trPr>
-          <w:divId w:val="1059860183"/>
+          <w:divId w:val="124351815"/>
         </w:trPr>
         <w:tc>
           <w:tcPr>
@@ -921,7 +921,7 @@
       </w:tr>
       <w:tr>
         <w:trPr>
-          <w:divId w:val="1059860183"/>
+          <w:divId w:val="124351815"/>
         </w:trPr>
         <w:tc>
           <w:tcPr>
@@ -987,7 +987,7 @@
       </w:tr>
       <w:tr>
         <w:trPr>
-          <w:divId w:val="1059860183"/>
+          <w:divId w:val="124351815"/>
         </w:trPr>
         <w:tc>
           <w:tcPr>
@@ -1055,7 +1055,7 @@
     <w:p>
       <w:pPr>
         <w:spacing w:before="450" w:after="450"/>
-        <w:divId w:val="956183346"/>
+        <w:divId w:val="507990143"/>
         <w:rPr>
           <w:rFonts w:ascii="Plus Jakarta Sans" w:eastAsia="Times New Roman" w:hAnsi="Plus Jakarta Sans"/>
           <w:lang w:val="es-ES"/>
@@ -1066,7 +1066,7 @@
           <w:rFonts w:ascii="Plus Jakarta Sans" w:eastAsia="Times New Roman" w:hAnsi="Plus Jakarta Sans"/>
           <w:lang w:val="es-ES"/>
         </w:rPr>
-        <w:pict w14:anchorId="17B0920D">
+        <w:pict w14:anchorId="2EF907AA">
           <v:rect id="_x0000_i1027" style="width:0;height:.75pt" o:hralign="center" o:hrstd="t" o:hr="t" fillcolor="#a0a0a0" stroked="f"/>
         </w:pict>
       </w:r>
@@ -1074,7 +1074,7 @@
     <w:p>
       <w:pPr>
         <w:pStyle w:val="Ttulo2"/>
-        <w:divId w:val="956183346"/>
+        <w:divId w:val="507990143"/>
         <w:rPr>
           <w:rFonts w:eastAsia="Times New Roman"/>
           <w:lang w:val="es-ES"/>
@@ -1091,7 +1091,7 @@
     <w:p>
       <w:pPr>
         <w:pStyle w:val="Ttulo3"/>
-        <w:divId w:val="956183346"/>
+        <w:divId w:val="507990143"/>
         <w:rPr>
           <w:rFonts w:eastAsia="Times New Roman"/>
           <w:lang w:val="es-ES"/>
@@ -1115,7 +1115,7 @@
     <w:p>
       <w:pPr>
         <w:pStyle w:val="NormalWeb"/>
-        <w:divId w:val="956183346"/>
+        <w:divId w:val="507990143"/>
         <w:rPr>
           <w:rFonts w:ascii="Plus Jakarta Sans" w:hAnsi="Plus Jakarta Sans"/>
           <w:lang w:val="es-ES"/>
@@ -1148,7 +1148,7 @@
       </w:tblGrid>
       <w:tr>
         <w:trPr>
-          <w:divId w:val="1933969776"/>
+          <w:divId w:val="201868970"/>
           <w:tblHeader/>
         </w:trPr>
         <w:tc>
@@ -1302,7 +1302,7 @@
       </w:tr>
       <w:tr>
         <w:trPr>
-          <w:divId w:val="1933969776"/>
+          <w:divId w:val="201868970"/>
         </w:trPr>
         <w:tc>
           <w:tcPr>
@@ -1428,7 +1428,7 @@
       </w:tr>
       <w:tr>
         <w:trPr>
-          <w:divId w:val="1933969776"/>
+          <w:divId w:val="201868970"/>
         </w:trPr>
         <w:tc>
           <w:tcPr>
@@ -1554,7 +1554,7 @@
       </w:tr>
       <w:tr>
         <w:trPr>
-          <w:divId w:val="1933969776"/>
+          <w:divId w:val="201868970"/>
         </w:trPr>
         <w:tc>
           <w:tcPr>
@@ -1680,7 +1680,7 @@
       </w:tr>
       <w:tr>
         <w:trPr>
-          <w:divId w:val="1933969776"/>
+          <w:divId w:val="201868970"/>
         </w:trPr>
         <w:tc>
           <w:tcPr>
@@ -1806,7 +1806,7 @@
       </w:tr>
       <w:tr>
         <w:trPr>
-          <w:divId w:val="1933969776"/>
+          <w:divId w:val="201868970"/>
         </w:trPr>
         <w:tc>
           <w:tcPr>
@@ -1932,7 +1932,7 @@
       </w:tr>
       <w:tr>
         <w:trPr>
-          <w:divId w:val="1933969776"/>
+          <w:divId w:val="201868970"/>
         </w:trPr>
         <w:tc>
           <w:tcPr>
@@ -2059,7 +2059,7 @@
       </w:tr>
       <w:tr>
         <w:trPr>
-          <w:divId w:val="1933969776"/>
+          <w:divId w:val="201868970"/>
         </w:trPr>
         <w:tc>
           <w:tcPr>
@@ -2194,7 +2194,7 @@
       </w:tr>
       <w:tr>
         <w:trPr>
-          <w:divId w:val="1933969776"/>
+          <w:divId w:val="201868970"/>
         </w:trPr>
         <w:tc>
           <w:tcPr>
@@ -2322,7 +2322,7 @@
     <w:p>
       <w:pPr>
         <w:pStyle w:val="Ttulo3"/>
-        <w:divId w:val="956183346"/>
+        <w:divId w:val="507990143"/>
         <w:rPr>
           <w:rFonts w:eastAsia="Times New Roman"/>
           <w:lang w:val="es-ES"/>
@@ -2339,7 +2339,7 @@
     <w:p>
       <w:pPr>
         <w:pStyle w:val="NormalWeb"/>
-        <w:divId w:val="956183346"/>
+        <w:divId w:val="507990143"/>
         <w:rPr>
           <w:rFonts w:ascii="Plus Jakarta Sans" w:hAnsi="Plus Jakarta Sans"/>
           <w:lang w:val="es-ES"/>
@@ -2361,7 +2361,7 @@
         </w:numPr>
         <w:spacing w:before="100" w:beforeAutospacing="1" w:after="90"/>
         <w:ind w:left="1020"/>
-        <w:divId w:val="956183346"/>
+        <w:divId w:val="507990143"/>
         <w:rPr>
           <w:rFonts w:ascii="Plus Jakarta Sans" w:eastAsia="Times New Roman" w:hAnsi="Plus Jakarta Sans"/>
           <w:sz w:val="21"/>
@@ -2463,7 +2463,7 @@
         </w:numPr>
         <w:spacing w:before="100" w:beforeAutospacing="1" w:after="90"/>
         <w:ind w:left="1020"/>
-        <w:divId w:val="956183346"/>
+        <w:divId w:val="507990143"/>
         <w:rPr>
           <w:rFonts w:ascii="Plus Jakarta Sans" w:eastAsia="Times New Roman" w:hAnsi="Plus Jakarta Sans"/>
           <w:sz w:val="21"/>
@@ -2565,7 +2565,7 @@
         </w:numPr>
         <w:spacing w:before="100" w:beforeAutospacing="1" w:after="90"/>
         <w:ind w:left="1020"/>
-        <w:divId w:val="956183346"/>
+        <w:divId w:val="507990143"/>
         <w:rPr>
           <w:rFonts w:ascii="Plus Jakarta Sans" w:eastAsia="Times New Roman" w:hAnsi="Plus Jakarta Sans"/>
           <w:sz w:val="21"/>
@@ -2671,7 +2671,7 @@
     <w:p>
       <w:pPr>
         <w:pStyle w:val="Ttulo3"/>
-        <w:divId w:val="956183346"/>
+        <w:divId w:val="507990143"/>
         <w:rPr>
           <w:rFonts w:eastAsia="Times New Roman"/>
           <w:lang w:val="es-ES"/>
@@ -2688,7 +2688,7 @@
     <w:p>
       <w:pPr>
         <w:jc w:val="center"/>
-        <w:divId w:val="359665659"/>
+        <w:divId w:val="2034644396"/>
         <w:rPr>
           <w:rFonts w:ascii="Outfit" w:eastAsia="Times New Roman" w:hAnsi="Outfit"/>
           <w:b/>
@@ -2717,7 +2717,7 @@
     <w:p>
       <w:pPr>
         <w:jc w:val="center"/>
-        <w:divId w:val="655574455"/>
+        <w:divId w:val="735057832"/>
         <w:rPr>
           <w:rFonts w:ascii="Plus Jakarta Sans" w:eastAsia="Times New Roman" w:hAnsi="Plus Jakarta Sans"/>
           <w:lang w:val="es-ES"/>
@@ -3112,7 +3112,7 @@
     <w:p>
       <w:pPr>
         <w:spacing w:before="450" w:after="450"/>
-        <w:divId w:val="956183346"/>
+        <w:divId w:val="507990143"/>
         <w:rPr>
           <w:rFonts w:ascii="Plus Jakarta Sans" w:eastAsia="Times New Roman" w:hAnsi="Plus Jakarta Sans"/>
           <w:lang w:val="es-ES"/>
@@ -3123,7 +3123,7 @@
           <w:rFonts w:ascii="Plus Jakarta Sans" w:eastAsia="Times New Roman" w:hAnsi="Plus Jakarta Sans"/>
           <w:lang w:val="es-ES"/>
         </w:rPr>
-        <w:pict w14:anchorId="6BDFC58D">
+        <w:pict w14:anchorId="22A7E2F2">
           <v:rect id="_x0000_i1028" style="width:0;height:.75pt" o:hralign="center" o:hrstd="t" o:hr="t" fillcolor="#a0a0a0" stroked="f"/>
         </w:pict>
       </w:r>
@@ -3131,7 +3131,7 @@
     <w:p>
       <w:pPr>
         <w:pStyle w:val="Ttulo3"/>
-        <w:divId w:val="956183346"/>
+        <w:divId w:val="507990143"/>
         <w:rPr>
           <w:rFonts w:eastAsia="Times New Roman"/>
           <w:lang w:val="es-ES"/>
@@ -3148,7 +3148,7 @@
     <w:p>
       <w:pPr>
         <w:pStyle w:val="NormalWeb"/>
-        <w:divId w:val="956183346"/>
+        <w:divId w:val="507990143"/>
         <w:rPr>
           <w:rFonts w:ascii="Plus Jakarta Sans" w:hAnsi="Plus Jakarta Sans"/>
           <w:lang w:val="es-ES"/>
@@ -3188,7 +3188,7 @@
       </w:tblGrid>
       <w:tr>
         <w:trPr>
-          <w:divId w:val="2900748"/>
+          <w:divId w:val="1539778687"/>
           <w:tblHeader/>
         </w:trPr>
         <w:tc>
@@ -3343,7 +3343,7 @@
       </w:tr>
       <w:tr>
         <w:trPr>
-          <w:divId w:val="2900748"/>
+          <w:divId w:val="1539778687"/>
         </w:trPr>
         <w:tc>
           <w:tcPr>
@@ -3477,7 +3477,7 @@
       </w:tr>
       <w:tr>
         <w:trPr>
-          <w:divId w:val="2900748"/>
+          <w:divId w:val="1539778687"/>
         </w:trPr>
         <w:tc>
           <w:tcPr>
@@ -3611,7 +3611,7 @@
       </w:tr>
       <w:tr>
         <w:trPr>
-          <w:divId w:val="2900748"/>
+          <w:divId w:val="1539778687"/>
         </w:trPr>
         <w:tc>
           <w:tcPr>
@@ -3753,7 +3753,7 @@
       </w:tr>
       <w:tr>
         <w:trPr>
-          <w:divId w:val="2900748"/>
+          <w:divId w:val="1539778687"/>
         </w:trPr>
         <w:tc>
           <w:tcPr>
@@ -3887,7 +3887,7 @@
       </w:tr>
       <w:tr>
         <w:trPr>
-          <w:divId w:val="2900748"/>
+          <w:divId w:val="1539778687"/>
         </w:trPr>
         <w:tc>
           <w:tcPr>
@@ -4021,7 +4021,7 @@
       </w:tr>
       <w:tr>
         <w:trPr>
-          <w:divId w:val="2900748"/>
+          <w:divId w:val="1539778687"/>
         </w:trPr>
         <w:tc>
           <w:tcPr>
@@ -4157,7 +4157,7 @@
     <w:p>
       <w:pPr>
         <w:pStyle w:val="Ttulo3"/>
-        <w:divId w:val="956183346"/>
+        <w:divId w:val="507990143"/>
         <w:rPr>
           <w:rFonts w:eastAsia="Times New Roman"/>
           <w:lang w:val="es-ES"/>
@@ -4181,7 +4181,7 @@
     <w:p>
       <w:pPr>
         <w:jc w:val="center"/>
-        <w:divId w:val="1375889042"/>
+        <w:divId w:val="572282385"/>
         <w:rPr>
           <w:rFonts w:ascii="Outfit" w:eastAsia="Times New Roman" w:hAnsi="Outfit"/>
           <w:b/>
@@ -4210,7 +4210,7 @@
     <w:p>
       <w:pPr>
         <w:jc w:val="center"/>
-        <w:divId w:val="233860184"/>
+        <w:divId w:val="1677924377"/>
         <w:rPr>
           <w:rFonts w:ascii="Plus Jakarta Sans" w:eastAsia="Times New Roman" w:hAnsi="Plus Jakarta Sans"/>
           <w:lang w:val="es-ES"/>
@@ -4577,7 +4577,7 @@
     <w:p>
       <w:pPr>
         <w:spacing w:before="450" w:after="450"/>
-        <w:divId w:val="956183346"/>
+        <w:divId w:val="507990143"/>
         <w:rPr>
           <w:rFonts w:ascii="Plus Jakarta Sans" w:eastAsia="Times New Roman" w:hAnsi="Plus Jakarta Sans"/>
           <w:lang w:val="es-ES"/>
@@ -4588,7 +4588,7 @@
           <w:rFonts w:ascii="Plus Jakarta Sans" w:eastAsia="Times New Roman" w:hAnsi="Plus Jakarta Sans"/>
           <w:lang w:val="es-ES"/>
         </w:rPr>
-        <w:pict w14:anchorId="02AAA158">
+        <w:pict w14:anchorId="1DBA1DC1">
           <v:rect id="_x0000_i1029" style="width:0;height:.75pt" o:hralign="center" o:hrstd="t" o:hr="t" fillcolor="#a0a0a0" stroked="f"/>
         </w:pict>
       </w:r>
@@ -4596,7 +4596,7 @@
     <w:p>
       <w:pPr>
         <w:pStyle w:val="Ttulo3"/>
-        <w:divId w:val="956183346"/>
+        <w:divId w:val="507990143"/>
         <w:rPr>
           <w:rFonts w:eastAsia="Times New Roman"/>
           <w:lang w:val="es-ES"/>
@@ -4613,7 +4613,7 @@
     <w:p>
       <w:pPr>
         <w:pStyle w:val="NormalWeb"/>
-        <w:divId w:val="956183346"/>
+        <w:divId w:val="507990143"/>
         <w:rPr>
           <w:rFonts w:ascii="Plus Jakarta Sans" w:hAnsi="Plus Jakarta Sans"/>
           <w:lang w:val="es-ES"/>
@@ -4642,7 +4642,7 @@
         </w:numPr>
         <w:spacing w:before="100" w:beforeAutospacing="1" w:after="90"/>
         <w:ind w:left="1020"/>
-        <w:divId w:val="956183346"/>
+        <w:divId w:val="507990143"/>
         <w:rPr>
           <w:rFonts w:ascii="Plus Jakarta Sans" w:eastAsia="Times New Roman" w:hAnsi="Plus Jakarta Sans"/>
           <w:sz w:val="21"/>
@@ -4678,7 +4678,7 @@
         </w:numPr>
         <w:spacing w:before="100" w:beforeAutospacing="1" w:after="90"/>
         <w:ind w:left="1020"/>
-        <w:divId w:val="956183346"/>
+        <w:divId w:val="507990143"/>
         <w:rPr>
           <w:rFonts w:ascii="Plus Jakarta Sans" w:eastAsia="Times New Roman" w:hAnsi="Plus Jakarta Sans"/>
           <w:sz w:val="21"/>
@@ -4723,7 +4723,7 @@
         </w:numPr>
         <w:spacing w:before="100" w:beforeAutospacing="1" w:after="90"/>
         <w:ind w:left="1020"/>
-        <w:divId w:val="956183346"/>
+        <w:divId w:val="507990143"/>
         <w:rPr>
           <w:rFonts w:ascii="Plus Jakarta Sans" w:eastAsia="Times New Roman" w:hAnsi="Plus Jakarta Sans"/>
           <w:sz w:val="21"/>
@@ -4777,7 +4777,7 @@
         </w:numPr>
         <w:spacing w:before="100" w:beforeAutospacing="1" w:after="90"/>
         <w:ind w:left="1020"/>
-        <w:divId w:val="956183346"/>
+        <w:divId w:val="507990143"/>
         <w:rPr>
           <w:rFonts w:ascii="Plus Jakarta Sans" w:eastAsia="Times New Roman" w:hAnsi="Plus Jakarta Sans"/>
           <w:sz w:val="21"/>
@@ -4833,7 +4833,7 @@
       </w:tblGrid>
       <w:tr>
         <w:trPr>
-          <w:divId w:val="1883663529"/>
+          <w:divId w:val="2056880119"/>
           <w:tblHeader/>
         </w:trPr>
         <w:tc>
@@ -4987,7 +4987,7 @@
       </w:tr>
       <w:tr>
         <w:trPr>
-          <w:divId w:val="1883663529"/>
+          <w:divId w:val="2056880119"/>
         </w:trPr>
         <w:tc>
           <w:tcPr>
@@ -5113,7 +5113,7 @@
       </w:tr>
       <w:tr>
         <w:trPr>
-          <w:divId w:val="1883663529"/>
+          <w:divId w:val="2056880119"/>
         </w:trPr>
         <w:tc>
           <w:tcPr>
@@ -5239,7 +5239,7 @@
       </w:tr>
       <w:tr>
         <w:trPr>
-          <w:divId w:val="1883663529"/>
+          <w:divId w:val="2056880119"/>
         </w:trPr>
         <w:tc>
           <w:tcPr>
@@ -5365,7 +5365,7 @@
       </w:tr>
       <w:tr>
         <w:trPr>
-          <w:divId w:val="1883663529"/>
+          <w:divId w:val="2056880119"/>
         </w:trPr>
         <w:tc>
           <w:tcPr>
@@ -5494,7 +5494,7 @@
     <w:p>
       <w:pPr>
         <w:spacing w:before="450" w:after="450"/>
-        <w:divId w:val="956183346"/>
+        <w:divId w:val="507990143"/>
         <w:rPr>
           <w:rFonts w:ascii="Plus Jakarta Sans" w:eastAsia="Times New Roman" w:hAnsi="Plus Jakarta Sans"/>
           <w:lang w:val="es-ES"/>
@@ -5505,7 +5505,7 @@
           <w:rFonts w:ascii="Plus Jakarta Sans" w:eastAsia="Times New Roman" w:hAnsi="Plus Jakarta Sans"/>
           <w:lang w:val="es-ES"/>
         </w:rPr>
-        <w:pict w14:anchorId="66FC6ED4">
+        <w:pict w14:anchorId="081445AA">
           <v:rect id="_x0000_i1030" style="width:0;height:.75pt" o:hralign="center" o:hrstd="t" o:hr="t" fillcolor="#a0a0a0" stroked="f"/>
         </w:pict>
       </w:r>
@@ -5513,7 +5513,7 @@
     <w:p>
       <w:pPr>
         <w:pStyle w:val="Ttulo3"/>
-        <w:divId w:val="956183346"/>
+        <w:divId w:val="507990143"/>
         <w:rPr>
           <w:rFonts w:eastAsia="Times New Roman"/>
           <w:lang w:val="es-ES"/>
@@ -5530,7 +5530,7 @@
     <w:p>
       <w:pPr>
         <w:pStyle w:val="NormalWeb"/>
-        <w:divId w:val="956183346"/>
+        <w:divId w:val="507990143"/>
         <w:rPr>
           <w:rFonts w:ascii="Plus Jakarta Sans" w:hAnsi="Plus Jakarta Sans"/>
           <w:lang w:val="es-ES"/>
@@ -5554,7 +5554,7 @@
     <w:p>
       <w:pPr>
         <w:pStyle w:val="Ttulo4"/>
-        <w:divId w:val="956183346"/>
+        <w:divId w:val="507990143"/>
         <w:rPr>
           <w:rFonts w:eastAsia="Times New Roman"/>
           <w:lang w:val="es-ES"/>
@@ -5571,7 +5571,7 @@
     <w:p>
       <w:pPr>
         <w:jc w:val="center"/>
-        <w:divId w:val="700786385"/>
+        <w:divId w:val="1628269596"/>
         <w:rPr>
           <w:rFonts w:ascii="Outfit" w:eastAsia="Times New Roman" w:hAnsi="Outfit"/>
           <w:b/>
@@ -5600,7 +5600,7 @@
     <w:p>
       <w:pPr>
         <w:jc w:val="center"/>
-        <w:divId w:val="646278253"/>
+        <w:divId w:val="168108200"/>
         <w:rPr>
           <w:rFonts w:ascii="Plus Jakarta Sans" w:eastAsia="Times New Roman" w:hAnsi="Plus Jakarta Sans"/>
           <w:lang w:val="es-ES"/>
@@ -5883,7 +5883,7 @@
     <w:p>
       <w:pPr>
         <w:pStyle w:val="Ttulo4"/>
-        <w:divId w:val="956183346"/>
+        <w:divId w:val="507990143"/>
         <w:rPr>
           <w:rFonts w:eastAsia="Times New Roman"/>
           <w:lang w:val="es-ES"/>
@@ -5900,7 +5900,7 @@
     <w:p>
       <w:pPr>
         <w:jc w:val="center"/>
-        <w:divId w:val="1120951894"/>
+        <w:divId w:val="1440642301"/>
         <w:rPr>
           <w:rFonts w:ascii="Outfit" w:eastAsia="Times New Roman" w:hAnsi="Outfit"/>
           <w:b/>
@@ -5942,7 +5942,7 @@
     <w:p>
       <w:pPr>
         <w:jc w:val="center"/>
-        <w:divId w:val="997419811"/>
+        <w:divId w:val="1138575635"/>
         <w:rPr>
           <w:rFonts w:ascii="Plus Jakarta Sans" w:eastAsia="Times New Roman" w:hAnsi="Plus Jakarta Sans"/>
           <w:lang w:val="es-ES"/>
@@ -6260,7 +6260,7 @@
     <w:p>
       <w:pPr>
         <w:pStyle w:val="Ttulo4"/>
-        <w:divId w:val="956183346"/>
+        <w:divId w:val="507990143"/>
         <w:rPr>
           <w:rFonts w:eastAsia="Times New Roman"/>
           <w:lang w:val="es-ES"/>
@@ -6277,7 +6277,7 @@
     <w:p>
       <w:pPr>
         <w:jc w:val="center"/>
-        <w:divId w:val="1183400251"/>
+        <w:divId w:val="2032683252"/>
         <w:rPr>
           <w:rFonts w:ascii="Outfit" w:eastAsia="Times New Roman" w:hAnsi="Outfit"/>
           <w:b/>
@@ -6306,7 +6306,7 @@
     <w:p>
       <w:pPr>
         <w:jc w:val="center"/>
-        <w:divId w:val="373240362"/>
+        <w:divId w:val="1313946885"/>
         <w:rPr>
           <w:rFonts w:ascii="Plus Jakarta Sans" w:eastAsia="Times New Roman" w:hAnsi="Plus Jakarta Sans"/>
           <w:lang w:val="es-ES"/>
@@ -6610,7 +6610,7 @@
     <w:p>
       <w:pPr>
         <w:spacing w:before="450" w:after="450"/>
-        <w:divId w:val="956183346"/>
+        <w:divId w:val="507990143"/>
         <w:rPr>
           <w:rFonts w:ascii="Plus Jakarta Sans" w:eastAsia="Times New Roman" w:hAnsi="Plus Jakarta Sans"/>
           <w:lang w:val="es-ES"/>
@@ -6621,7 +6621,7 @@
           <w:rFonts w:ascii="Plus Jakarta Sans" w:eastAsia="Times New Roman" w:hAnsi="Plus Jakarta Sans"/>
           <w:lang w:val="es-ES"/>
         </w:rPr>
-        <w:pict w14:anchorId="7D34AE41">
+        <w:pict w14:anchorId="0CC1485A">
           <v:rect id="_x0000_i1031" style="width:0;height:.75pt" o:hralign="center" o:hrstd="t" o:hr="t" fillcolor="#a0a0a0" stroked="f"/>
         </w:pict>
       </w:r>
@@ -6629,7 +6629,7 @@
     <w:p>
       <w:pPr>
         <w:pStyle w:val="Ttulo3"/>
-        <w:divId w:val="956183346"/>
+        <w:divId w:val="507990143"/>
         <w:rPr>
           <w:rFonts w:eastAsia="Times New Roman"/>
           <w:lang w:val="es-ES"/>
@@ -6653,7 +6653,7 @@
     <w:p>
       <w:pPr>
         <w:pStyle w:val="NormalWeb"/>
-        <w:divId w:val="956183346"/>
+        <w:divId w:val="507990143"/>
         <w:rPr>
           <w:rFonts w:ascii="Plus Jakarta Sans" w:hAnsi="Plus Jakarta Sans"/>
           <w:lang w:val="es-ES"/>
@@ -6670,7 +6670,7 @@
     <w:p>
       <w:pPr>
         <w:pStyle w:val="Ttulo4"/>
-        <w:divId w:val="956183346"/>
+        <w:divId w:val="507990143"/>
         <w:rPr>
           <w:rFonts w:eastAsia="Times New Roman"/>
           <w:lang w:val="es-ES"/>
@@ -6688,7 +6688,7 @@
     <w:p>
       <w:pPr>
         <w:pStyle w:val="NormalWeb"/>
-        <w:divId w:val="956183346"/>
+        <w:divId w:val="507990143"/>
         <w:rPr>
           <w:rFonts w:ascii="Plus Jakarta Sans" w:hAnsi="Plus Jakarta Sans"/>
           <w:lang w:val="es-ES"/>
@@ -6726,7 +6726,7 @@
       </w:tblGrid>
       <w:tr>
         <w:trPr>
-          <w:divId w:val="507141038"/>
+          <w:divId w:val="1014529613"/>
           <w:tblHeader/>
         </w:trPr>
         <w:tc>
@@ -6806,7 +6806,7 @@
       </w:tr>
       <w:tr>
         <w:trPr>
-          <w:divId w:val="507141038"/>
+          <w:divId w:val="1014529613"/>
         </w:trPr>
         <w:tc>
           <w:tcPr>
@@ -6895,7 +6895,7 @@
     <w:p>
       <w:pPr>
         <w:pStyle w:val="Ttulo4"/>
-        <w:divId w:val="956183346"/>
+        <w:divId w:val="507990143"/>
         <w:rPr>
           <w:rFonts w:eastAsia="Times New Roman"/>
           <w:lang w:val="es-ES"/>
@@ -6912,7 +6912,7 @@
     <w:p>
       <w:pPr>
         <w:pStyle w:val="NormalWeb"/>
-        <w:divId w:val="956183346"/>
+        <w:divId w:val="507990143"/>
         <w:rPr>
           <w:rFonts w:ascii="Plus Jakarta Sans" w:hAnsi="Plus Jakarta Sans"/>
           <w:lang w:val="es-ES"/>
@@ -6943,7 +6943,7 @@
       </w:tblGrid>
       <w:tr>
         <w:trPr>
-          <w:divId w:val="1446078419"/>
+          <w:divId w:val="712077634"/>
           <w:tblHeader/>
         </w:trPr>
         <w:tc>
@@ -7034,7 +7034,7 @@
       </w:tr>
       <w:tr>
         <w:trPr>
-          <w:divId w:val="1446078419"/>
+          <w:divId w:val="712077634"/>
         </w:trPr>
         <w:tc>
           <w:tcPr>
@@ -7123,7 +7123,7 @@
     <w:p>
       <w:pPr>
         <w:pStyle w:val="Ttulo4"/>
-        <w:divId w:val="956183346"/>
+        <w:divId w:val="507990143"/>
         <w:rPr>
           <w:rFonts w:eastAsia="Times New Roman"/>
           <w:lang w:val="es-ES"/>
@@ -7140,7 +7140,7 @@
     <w:p>
       <w:pPr>
         <w:pStyle w:val="NormalWeb"/>
-        <w:divId w:val="956183346"/>
+        <w:divId w:val="507990143"/>
         <w:rPr>
           <w:rFonts w:ascii="Plus Jakarta Sans" w:hAnsi="Plus Jakarta Sans"/>
           <w:lang w:val="es-ES"/>
@@ -7171,7 +7171,7 @@
       </w:tblGrid>
       <w:tr>
         <w:trPr>
-          <w:divId w:val="1287082173"/>
+          <w:divId w:val="1012335524"/>
           <w:tblHeader/>
         </w:trPr>
         <w:tc>
@@ -7251,7 +7251,7 @@
       </w:tr>
       <w:tr>
         <w:trPr>
-          <w:divId w:val="1287082173"/>
+          <w:divId w:val="1012335524"/>
         </w:trPr>
         <w:tc>
           <w:tcPr>
@@ -7340,7 +7340,7 @@
     <w:p>
       <w:pPr>
         <w:spacing w:before="450" w:after="450"/>
-        <w:divId w:val="956183346"/>
+        <w:divId w:val="507990143"/>
         <w:rPr>
           <w:rFonts w:ascii="Plus Jakarta Sans" w:eastAsia="Times New Roman" w:hAnsi="Plus Jakarta Sans"/>
           <w:lang w:val="es-ES"/>
@@ -7351,7 +7351,7 @@
           <w:rFonts w:ascii="Plus Jakarta Sans" w:eastAsia="Times New Roman" w:hAnsi="Plus Jakarta Sans"/>
           <w:lang w:val="es-ES"/>
         </w:rPr>
-        <w:pict w14:anchorId="690DF264">
+        <w:pict w14:anchorId="6E016402">
           <v:rect id="_x0000_i1032" style="width:0;height:.75pt" o:hralign="center" o:hrstd="t" o:hr="t" fillcolor="#a0a0a0" stroked="f"/>
         </w:pict>
       </w:r>
@@ -7359,7 +7359,7 @@
     <w:p>
       <w:pPr>
         <w:pStyle w:val="Ttulo2"/>
-        <w:divId w:val="956183346"/>
+        <w:divId w:val="507990143"/>
         <w:rPr>
           <w:rFonts w:eastAsia="Times New Roman"/>
           <w:lang w:val="es-ES"/>
@@ -7376,7 +7376,7 @@
     <w:p>
       <w:pPr>
         <w:pStyle w:val="NormalWeb"/>
-        <w:divId w:val="956183346"/>
+        <w:divId w:val="507990143"/>
         <w:rPr>
           <w:rFonts w:ascii="Plus Jakarta Sans" w:hAnsi="Plus Jakarta Sans"/>
           <w:lang w:val="es-ES"/>
@@ -7393,7 +7393,7 @@
     <w:p>
       <w:pPr>
         <w:pStyle w:val="Ttulo3"/>
-        <w:divId w:val="956183346"/>
+        <w:divId w:val="507990143"/>
         <w:rPr>
           <w:rFonts w:eastAsia="Times New Roman"/>
           <w:lang w:val="es-ES"/>
@@ -7410,7 +7410,7 @@
     <w:p>
       <w:pPr>
         <w:pStyle w:val="NormalWeb"/>
-        <w:divId w:val="956183346"/>
+        <w:divId w:val="507990143"/>
         <w:rPr>
           <w:rFonts w:ascii="Plus Jakarta Sans" w:hAnsi="Plus Jakarta Sans"/>
           <w:lang w:val="es-ES"/>
@@ -7443,7 +7443,7 @@
       </w:tblGrid>
       <w:tr>
         <w:trPr>
-          <w:divId w:val="1618875611"/>
+          <w:divId w:val="230697418"/>
           <w:tblHeader/>
         </w:trPr>
         <w:tc>
@@ -7597,7 +7597,7 @@
       </w:tr>
       <w:tr>
         <w:trPr>
-          <w:divId w:val="1618875611"/>
+          <w:divId w:val="230697418"/>
         </w:trPr>
         <w:tc>
           <w:tcPr>
@@ -7723,7 +7723,7 @@
       </w:tr>
       <w:tr>
         <w:trPr>
-          <w:divId w:val="1618875611"/>
+          <w:divId w:val="230697418"/>
         </w:trPr>
         <w:tc>
           <w:tcPr>
@@ -7849,7 +7849,7 @@
       </w:tr>
       <w:tr>
         <w:trPr>
-          <w:divId w:val="1618875611"/>
+          <w:divId w:val="230697418"/>
         </w:trPr>
         <w:tc>
           <w:tcPr>
@@ -7975,7 +7975,7 @@
       </w:tr>
       <w:tr>
         <w:trPr>
-          <w:divId w:val="1618875611"/>
+          <w:divId w:val="230697418"/>
         </w:trPr>
         <w:tc>
           <w:tcPr>
@@ -8103,7 +8103,7 @@
     <w:p>
       <w:pPr>
         <w:pStyle w:val="Ttulo3"/>
-        <w:divId w:val="956183346"/>
+        <w:divId w:val="507990143"/>
         <w:rPr>
           <w:rFonts w:eastAsia="Times New Roman"/>
           <w:lang w:val="es-ES"/>
@@ -8121,7 +8121,7 @@
       <w:pPr>
         <w:spacing w:before="375" w:after="225"/>
         <w:jc w:val="center"/>
-        <w:divId w:val="560482921"/>
+        <w:divId w:val="930553788"/>
         <w:rPr>
           <w:rFonts w:ascii="Outfit" w:eastAsia="Times New Roman" w:hAnsi="Outfit"/>
           <w:b/>
@@ -8151,7 +8151,7 @@
       <w:pPr>
         <w:spacing w:after="375"/>
         <w:jc w:val="center"/>
-        <w:divId w:val="1056661166"/>
+        <w:divId w:val="277958075"/>
         <w:rPr>
           <w:rFonts w:ascii="Plus Jakarta Sans" w:eastAsia="Times New Roman" w:hAnsi="Plus Jakarta Sans"/>
           <w:lang w:val="es-ES"/>
@@ -8539,7 +8539,7 @@
     <w:p>
       <w:pPr>
         <w:pStyle w:val="Ttulo3"/>
-        <w:divId w:val="956183346"/>
+        <w:divId w:val="507990143"/>
         <w:rPr>
           <w:rFonts w:eastAsia="Times New Roman"/>
           <w:lang w:val="es-ES"/>
@@ -8556,7 +8556,7 @@
     <w:p>
       <w:pPr>
         <w:pStyle w:val="NormalWeb"/>
-        <w:divId w:val="956183346"/>
+        <w:divId w:val="507990143"/>
         <w:rPr>
           <w:rFonts w:ascii="Plus Jakarta Sans" w:hAnsi="Plus Jakarta Sans"/>
           <w:lang w:val="es-ES"/>
@@ -8585,7 +8585,7 @@
         </w:numPr>
         <w:spacing w:before="100" w:beforeAutospacing="1" w:after="90"/>
         <w:ind w:left="1020"/>
-        <w:divId w:val="956183346"/>
+        <w:divId w:val="507990143"/>
         <w:rPr>
           <w:rFonts w:ascii="Plus Jakarta Sans" w:eastAsia="Times New Roman" w:hAnsi="Plus Jakarta Sans"/>
           <w:sz w:val="21"/>
@@ -8621,7 +8621,7 @@
         </w:numPr>
         <w:spacing w:before="100" w:beforeAutospacing="1" w:after="90"/>
         <w:ind w:left="1020"/>
-        <w:divId w:val="956183346"/>
+        <w:divId w:val="507990143"/>
         <w:rPr>
           <w:rFonts w:ascii="Plus Jakarta Sans" w:eastAsia="Times New Roman" w:hAnsi="Plus Jakarta Sans"/>
           <w:sz w:val="21"/>
@@ -8666,7 +8666,7 @@
         </w:numPr>
         <w:spacing w:before="100" w:beforeAutospacing="1" w:after="90"/>
         <w:ind w:left="1020"/>
-        <w:divId w:val="956183346"/>
+        <w:divId w:val="507990143"/>
         <w:rPr>
           <w:rFonts w:ascii="Plus Jakarta Sans" w:eastAsia="Times New Roman" w:hAnsi="Plus Jakarta Sans"/>
           <w:sz w:val="21"/>
@@ -8711,7 +8711,7 @@
         </w:numPr>
         <w:spacing w:before="100" w:beforeAutospacing="1" w:after="90"/>
         <w:ind w:left="1020"/>
-        <w:divId w:val="956183346"/>
+        <w:divId w:val="507990143"/>
         <w:rPr>
           <w:rFonts w:ascii="Plus Jakarta Sans" w:eastAsia="Times New Roman" w:hAnsi="Plus Jakarta Sans"/>
           <w:sz w:val="21"/>
@@ -8756,7 +8756,7 @@
         </w:numPr>
         <w:spacing w:before="100" w:beforeAutospacing="1" w:after="90"/>
         <w:ind w:left="1020"/>
-        <w:divId w:val="956183346"/>
+        <w:divId w:val="507990143"/>
         <w:rPr>
           <w:rFonts w:ascii="Plus Jakarta Sans" w:eastAsia="Times New Roman" w:hAnsi="Plus Jakarta Sans"/>
           <w:sz w:val="21"/>
@@ -8792,7 +8792,7 @@
         </w:numPr>
         <w:spacing w:before="100" w:beforeAutospacing="1" w:after="90"/>
         <w:ind w:left="1020"/>
-        <w:divId w:val="956183346"/>
+        <w:divId w:val="507990143"/>
         <w:rPr>
           <w:rFonts w:ascii="Plus Jakarta Sans" w:eastAsia="Times New Roman" w:hAnsi="Plus Jakarta Sans"/>
           <w:sz w:val="21"/>
@@ -8837,7 +8837,7 @@
         </w:numPr>
         <w:spacing w:before="100" w:beforeAutospacing="1" w:after="90"/>
         <w:ind w:left="1020"/>
-        <w:divId w:val="956183346"/>
+        <w:divId w:val="507990143"/>
         <w:rPr>
           <w:rFonts w:ascii="Plus Jakarta Sans" w:eastAsia="Times New Roman" w:hAnsi="Plus Jakarta Sans"/>
           <w:sz w:val="21"/>
@@ -8891,7 +8891,7 @@
         </w:numPr>
         <w:spacing w:before="100" w:beforeAutospacing="1" w:after="90"/>
         <w:ind w:left="1020"/>
-        <w:divId w:val="956183346"/>
+        <w:divId w:val="507990143"/>
         <w:rPr>
           <w:rFonts w:ascii="Plus Jakarta Sans" w:eastAsia="Times New Roman" w:hAnsi="Plus Jakarta Sans"/>
           <w:sz w:val="21"/>
@@ -8936,7 +8936,7 @@
         </w:numPr>
         <w:spacing w:before="100" w:beforeAutospacing="1" w:after="90"/>
         <w:ind w:left="1020"/>
-        <w:divId w:val="956183346"/>
+        <w:divId w:val="507990143"/>
         <w:rPr>
           <w:rFonts w:ascii="Plus Jakarta Sans" w:eastAsia="Times New Roman" w:hAnsi="Plus Jakarta Sans"/>
           <w:sz w:val="21"/>
@@ -8972,7 +8972,7 @@
         </w:numPr>
         <w:spacing w:before="100" w:beforeAutospacing="1" w:after="90"/>
         <w:ind w:left="1020"/>
-        <w:divId w:val="956183346"/>
+        <w:divId w:val="507990143"/>
         <w:rPr>
           <w:rFonts w:ascii="Plus Jakarta Sans" w:eastAsia="Times New Roman" w:hAnsi="Plus Jakarta Sans"/>
           <w:sz w:val="21"/>
@@ -9017,7 +9017,7 @@
         </w:numPr>
         <w:spacing w:before="100" w:beforeAutospacing="1" w:after="90"/>
         <w:ind w:left="1020"/>
-        <w:divId w:val="956183346"/>
+        <w:divId w:val="507990143"/>
         <w:rPr>
           <w:rFonts w:ascii="Plus Jakarta Sans" w:eastAsia="Times New Roman" w:hAnsi="Plus Jakarta Sans"/>
           <w:sz w:val="21"/>
@@ -9062,7 +9062,7 @@
         </w:numPr>
         <w:spacing w:before="100" w:beforeAutospacing="1" w:after="90"/>
         <w:ind w:left="1020"/>
-        <w:divId w:val="956183346"/>
+        <w:divId w:val="507990143"/>
         <w:rPr>
           <w:rFonts w:ascii="Plus Jakarta Sans" w:eastAsia="Times New Roman" w:hAnsi="Plus Jakarta Sans"/>
           <w:sz w:val="21"/>
@@ -9102,7 +9102,7 @@
     <w:p>
       <w:pPr>
         <w:pStyle w:val="Ttulo3"/>
-        <w:divId w:val="956183346"/>
+        <w:divId w:val="507990143"/>
         <w:rPr>
           <w:rFonts w:eastAsia="Times New Roman"/>
           <w:lang w:val="es-ES"/>
@@ -9120,7 +9120,7 @@
       <w:pPr>
         <w:spacing w:before="375" w:after="225"/>
         <w:jc w:val="center"/>
-        <w:divId w:val="1112746660"/>
+        <w:divId w:val="1845509884"/>
         <w:rPr>
           <w:rFonts w:ascii="Outfit" w:eastAsia="Times New Roman" w:hAnsi="Outfit"/>
           <w:b/>
@@ -9150,7 +9150,7 @@
       <w:pPr>
         <w:spacing w:after="375"/>
         <w:jc w:val="center"/>
-        <w:divId w:val="1526677010"/>
+        <w:divId w:val="1962760635"/>
         <w:rPr>
           <w:rFonts w:ascii="Plus Jakarta Sans" w:eastAsia="Times New Roman" w:hAnsi="Plus Jakarta Sans"/>
           <w:lang w:val="es-ES"/>
@@ -9433,7 +9433,7 @@
     <w:p>
       <w:pPr>
         <w:spacing w:before="450" w:after="450"/>
-        <w:divId w:val="956183346"/>
+        <w:divId w:val="507990143"/>
         <w:rPr>
           <w:rFonts w:ascii="Plus Jakarta Sans" w:eastAsia="Times New Roman" w:hAnsi="Plus Jakarta Sans"/>
           <w:lang w:val="es-ES"/>
@@ -9444,7 +9444,7 @@
           <w:rFonts w:ascii="Plus Jakarta Sans" w:eastAsia="Times New Roman" w:hAnsi="Plus Jakarta Sans"/>
           <w:lang w:val="es-ES"/>
         </w:rPr>
-        <w:pict w14:anchorId="5718CD0E">
+        <w:pict w14:anchorId="46668D39">
           <v:rect id="_x0000_i1033" style="width:0;height:.75pt" o:hralign="center" o:hrstd="t" o:hr="t" fillcolor="#a0a0a0" stroked="f"/>
         </w:pict>
       </w:r>
@@ -9452,7 +9452,7 @@
     <w:p>
       <w:pPr>
         <w:pStyle w:val="Ttulo2"/>
-        <w:divId w:val="956183346"/>
+        <w:divId w:val="507990143"/>
         <w:rPr>
           <w:rFonts w:eastAsia="Times New Roman"/>
           <w:lang w:val="es-ES"/>
@@ -9469,7 +9469,7 @@
     <w:p>
       <w:pPr>
         <w:pStyle w:val="NormalWeb"/>
-        <w:divId w:val="956183346"/>
+        <w:divId w:val="507990143"/>
         <w:rPr>
           <w:rFonts w:ascii="Plus Jakarta Sans" w:hAnsi="Plus Jakarta Sans"/>
           <w:lang w:val="es-ES"/>
@@ -9493,7 +9493,7 @@
     <w:p>
       <w:pPr>
         <w:pStyle w:val="NormalWeb"/>
-        <w:divId w:val="956183346"/>
+        <w:divId w:val="507990143"/>
         <w:rPr>
           <w:rFonts w:ascii="Plus Jakarta Sans" w:hAnsi="Plus Jakarta Sans"/>
           <w:lang w:val="es-ES"/>
@@ -9555,7 +9555,7 @@
     <w:p>
       <w:pPr>
         <w:pStyle w:val="NormalWeb"/>
-        <w:divId w:val="956183346"/>
+        <w:divId w:val="507990143"/>
         <w:rPr>
           <w:rFonts w:ascii="Plus Jakarta Sans" w:hAnsi="Plus Jakarta Sans"/>
           <w:lang w:val="es-ES"/>
@@ -9616,7 +9616,7 @@
     <w:p>
       <w:pPr>
         <w:pStyle w:val="NormalWeb"/>
-        <w:divId w:val="956183346"/>
+        <w:divId w:val="507990143"/>
         <w:rPr>
           <w:rFonts w:ascii="Plus Jakarta Sans" w:hAnsi="Plus Jakarta Sans"/>
           <w:lang w:val="es-ES"/>
@@ -9670,7 +9670,7 @@
     <w:p>
       <w:pPr>
         <w:pStyle w:val="NormalWeb"/>
-        <w:divId w:val="956183346"/>
+        <w:divId w:val="507990143"/>
         <w:rPr>
           <w:rFonts w:ascii="Plus Jakarta Sans" w:hAnsi="Plus Jakarta Sans"/>
           <w:lang w:val="es-ES"/>
@@ -9731,7 +9731,7 @@
     <w:p>
       <w:pPr>
         <w:spacing w:before="450" w:after="450"/>
-        <w:divId w:val="956183346"/>
+        <w:divId w:val="507990143"/>
         <w:rPr>
           <w:rFonts w:ascii="Plus Jakarta Sans" w:eastAsia="Times New Roman" w:hAnsi="Plus Jakarta Sans"/>
           <w:lang w:val="es-ES"/>
@@ -9742,7 +9742,7 @@
           <w:rFonts w:ascii="Plus Jakarta Sans" w:eastAsia="Times New Roman" w:hAnsi="Plus Jakarta Sans"/>
           <w:lang w:val="es-ES"/>
         </w:rPr>
-        <w:pict w14:anchorId="6D7F6D0C">
+        <w:pict w14:anchorId="67449E25">
           <v:rect id="_x0000_i1034" style="width:0;height:.75pt" o:hralign="center" o:hrstd="t" o:hr="t" fillcolor="#a0a0a0" stroked="f"/>
         </w:pict>
       </w:r>
@@ -9750,7 +9750,7 @@
     <w:p>
       <w:pPr>
         <w:pStyle w:val="Ttulo2"/>
-        <w:divId w:val="956183346"/>
+        <w:divId w:val="507990143"/>
         <w:rPr>
           <w:rFonts w:eastAsia="Times New Roman"/>
           <w:lang w:val="es-ES"/>
@@ -9767,7 +9767,7 @@
     <w:p>
       <w:pPr>
         <w:pStyle w:val="NormalWeb"/>
-        <w:divId w:val="956183346"/>
+        <w:divId w:val="507990143"/>
         <w:rPr>
           <w:rFonts w:ascii="Plus Jakarta Sans" w:hAnsi="Plus Jakarta Sans"/>
           <w:lang w:val="es-ES"/>
@@ -9806,7 +9806,7 @@
     <w:p>
       <w:pPr>
         <w:pStyle w:val="Ttulo3"/>
-        <w:divId w:val="956183346"/>
+        <w:divId w:val="507990143"/>
         <w:rPr>
           <w:rFonts w:eastAsia="Times New Roman"/>
           <w:lang w:val="es-ES"/>
@@ -9840,7 +9840,7 @@
       </w:tblGrid>
       <w:tr>
         <w:trPr>
-          <w:divId w:val="420218756"/>
+          <w:divId w:val="1148474926"/>
           <w:tblHeader/>
         </w:trPr>
         <w:tc>
@@ -10031,7 +10031,7 @@
       </w:tr>
       <w:tr>
         <w:trPr>
-          <w:divId w:val="420218756"/>
+          <w:divId w:val="1148474926"/>
         </w:trPr>
         <w:tc>
           <w:tcPr>
@@ -10187,7 +10187,7 @@
       </w:tr>
       <w:tr>
         <w:trPr>
-          <w:divId w:val="420218756"/>
+          <w:divId w:val="1148474926"/>
         </w:trPr>
         <w:tc>
           <w:tcPr>
@@ -10343,7 +10343,7 @@
       </w:tr>
       <w:tr>
         <w:trPr>
-          <w:divId w:val="420218756"/>
+          <w:divId w:val="1148474926"/>
         </w:trPr>
         <w:tc>
           <w:tcPr>
@@ -10499,7 +10499,7 @@
       </w:tr>
       <w:tr>
         <w:trPr>
-          <w:divId w:val="420218756"/>
+          <w:divId w:val="1148474926"/>
         </w:trPr>
         <w:tc>
           <w:tcPr>
@@ -10661,7 +10661,7 @@
     <w:p>
       <w:pPr>
         <w:pStyle w:val="Ttulo3"/>
-        <w:divId w:val="956183346"/>
+        <w:divId w:val="507990143"/>
         <w:rPr>
           <w:rFonts w:eastAsia="Times New Roman"/>
           <w:lang w:val="es-ES"/>
@@ -10695,7 +10695,7 @@
       </w:tblGrid>
       <w:tr>
         <w:trPr>
-          <w:divId w:val="870218856"/>
+          <w:divId w:val="1449737406"/>
           <w:tblHeader/>
         </w:trPr>
         <w:tc>
@@ -10886,7 +10886,7 @@
       </w:tr>
       <w:tr>
         <w:trPr>
-          <w:divId w:val="870218856"/>
+          <w:divId w:val="1449737406"/>
         </w:trPr>
         <w:tc>
           <w:tcPr>
@@ -11043,7 +11043,7 @@
       </w:tr>
       <w:tr>
         <w:trPr>
-          <w:divId w:val="870218856"/>
+          <w:divId w:val="1449737406"/>
         </w:trPr>
         <w:tc>
           <w:tcPr>
@@ -11202,7 +11202,7 @@
     <w:p>
       <w:pPr>
         <w:pStyle w:val="Ttulo3"/>
-        <w:divId w:val="956183346"/>
+        <w:divId w:val="507990143"/>
         <w:rPr>
           <w:rFonts w:eastAsia="Times New Roman"/>
           <w:lang w:val="es-ES"/>
@@ -11237,7 +11237,7 @@
       </w:tblGrid>
       <w:tr>
         <w:trPr>
-          <w:divId w:val="1238396415"/>
+          <w:divId w:val="695423428"/>
           <w:tblHeader/>
         </w:trPr>
         <w:tc>
@@ -11465,7 +11465,7 @@
       </w:tr>
       <w:tr>
         <w:trPr>
-          <w:divId w:val="1238396415"/>
+          <w:divId w:val="695423428"/>
         </w:trPr>
         <w:tc>
           <w:tcPr>
@@ -11661,7 +11661,7 @@
       </w:tr>
       <w:tr>
         <w:trPr>
-          <w:divId w:val="1238396415"/>
+          <w:divId w:val="695423428"/>
         </w:trPr>
         <w:tc>
           <w:tcPr>
@@ -11846,7 +11846,7 @@
       </w:tr>
       <w:tr>
         <w:trPr>
-          <w:divId w:val="1238396415"/>
+          <w:divId w:val="695423428"/>
         </w:trPr>
         <w:tc>
           <w:tcPr>
@@ -12044,7 +12044,7 @@
     <w:p>
       <w:pPr>
         <w:pStyle w:val="Ttulo4"/>
-        <w:divId w:val="956183346"/>
+        <w:divId w:val="507990143"/>
         <w:rPr>
           <w:rFonts w:eastAsia="Times New Roman"/>
           <w:lang w:val="es-ES"/>
@@ -12062,7 +12062,7 @@
       <w:pPr>
         <w:spacing w:before="375" w:after="225"/>
         <w:jc w:val="center"/>
-        <w:divId w:val="1821926384"/>
+        <w:divId w:val="1666321110"/>
         <w:rPr>
           <w:rFonts w:ascii="Outfit" w:eastAsia="Times New Roman" w:hAnsi="Outfit"/>
           <w:b/>
@@ -12092,7 +12092,7 @@
       <w:pPr>
         <w:spacing w:after="375"/>
         <w:jc w:val="center"/>
-        <w:divId w:val="359822700"/>
+        <w:divId w:val="888030319"/>
         <w:rPr>
           <w:rFonts w:ascii="Plus Jakarta Sans" w:eastAsia="Times New Roman" w:hAnsi="Plus Jakarta Sans"/>
           <w:lang w:val="es-ES"/>
@@ -12480,7 +12480,7 @@
     <w:p>
       <w:pPr>
         <w:pStyle w:val="Ttulo3"/>
-        <w:divId w:val="956183346"/>
+        <w:divId w:val="507990143"/>
         <w:rPr>
           <w:rFonts w:eastAsia="Times New Roman"/>
           <w:lang w:val="es-ES"/>
@@ -12519,7 +12519,7 @@
       </w:tblGrid>
       <w:tr>
         <w:trPr>
-          <w:divId w:val="346518980"/>
+          <w:divId w:val="1046029916"/>
           <w:tblHeader/>
         </w:trPr>
         <w:tc>
@@ -12636,7 +12636,7 @@
       </w:tr>
       <w:tr>
         <w:trPr>
-          <w:divId w:val="346518980"/>
+          <w:divId w:val="1046029916"/>
         </w:trPr>
         <w:tc>
           <w:tcPr>
@@ -12732,7 +12732,7 @@
       </w:tr>
       <w:tr>
         <w:trPr>
-          <w:divId w:val="346518980"/>
+          <w:divId w:val="1046029916"/>
         </w:trPr>
         <w:tc>
           <w:tcPr>
@@ -12828,7 +12828,7 @@
       </w:tr>
       <w:tr>
         <w:trPr>
-          <w:divId w:val="346518980"/>
+          <w:divId w:val="1046029916"/>
         </w:trPr>
         <w:tc>
           <w:tcPr>
@@ -12926,7 +12926,7 @@
     <w:p>
       <w:pPr>
         <w:pStyle w:val="NormalWeb"/>
-        <w:divId w:val="956183346"/>
+        <w:divId w:val="507990143"/>
         <w:rPr>
           <w:rFonts w:ascii="Plus Jakarta Sans" w:hAnsi="Plus Jakarta Sans"/>
           <w:lang w:val="es-ES"/>
@@ -12951,7 +12951,7 @@
     <w:p>
       <w:pPr>
         <w:pStyle w:val="Ttulo3"/>
-        <w:divId w:val="956183346"/>
+        <w:divId w:val="507990143"/>
         <w:rPr>
           <w:rFonts w:eastAsia="Times New Roman"/>
           <w:lang w:val="es-ES"/>
@@ -12986,7 +12986,7 @@
       </w:tblGrid>
       <w:tr>
         <w:trPr>
-          <w:divId w:val="1193301571"/>
+          <w:divId w:val="221526309"/>
           <w:tblHeader/>
         </w:trPr>
         <w:tc>
@@ -13214,7 +13214,7 @@
       </w:tr>
       <w:tr>
         <w:trPr>
-          <w:divId w:val="1193301571"/>
+          <w:divId w:val="221526309"/>
         </w:trPr>
         <w:tc>
           <w:tcPr>
@@ -13400,7 +13400,7 @@
       </w:tr>
       <w:tr>
         <w:trPr>
-          <w:divId w:val="1193301571"/>
+          <w:divId w:val="221526309"/>
         </w:trPr>
         <w:tc>
           <w:tcPr>
@@ -13586,7 +13586,7 @@
       </w:tr>
       <w:tr>
         <w:trPr>
-          <w:divId w:val="1193301571"/>
+          <w:divId w:val="221526309"/>
         </w:trPr>
         <w:tc>
           <w:tcPr>
@@ -13772,7 +13772,7 @@
       </w:tr>
       <w:tr>
         <w:trPr>
-          <w:divId w:val="1193301571"/>
+          <w:divId w:val="221526309"/>
         </w:trPr>
         <w:tc>
           <w:tcPr>
@@ -13965,7 +13965,7 @@
     <w:p>
       <w:pPr>
         <w:pStyle w:val="NormalWeb"/>
-        <w:divId w:val="956183346"/>
+        <w:divId w:val="507990143"/>
         <w:rPr>
           <w:rFonts w:ascii="Plus Jakarta Sans" w:hAnsi="Plus Jakarta Sans"/>
           <w:lang w:val="es-ES"/>
@@ -14012,7 +14012,7 @@
     <w:p>
       <w:pPr>
         <w:pStyle w:val="Ttulo3"/>
-        <w:divId w:val="956183346"/>
+        <w:divId w:val="507990143"/>
         <w:rPr>
           <w:rFonts w:eastAsia="Times New Roman"/>
           <w:lang w:val="es-ES"/>
@@ -14047,7 +14047,7 @@
       </w:tblGrid>
       <w:tr>
         <w:trPr>
-          <w:divId w:val="1331175930"/>
+          <w:divId w:val="424963517"/>
           <w:tblHeader/>
         </w:trPr>
         <w:tc>
@@ -14275,7 +14275,7 @@
       </w:tr>
       <w:tr>
         <w:trPr>
-          <w:divId w:val="1331175930"/>
+          <w:divId w:val="424963517"/>
         </w:trPr>
         <w:tc>
           <w:tcPr>
@@ -14469,7 +14469,7 @@
       </w:tr>
       <w:tr>
         <w:trPr>
-          <w:divId w:val="1331175930"/>
+          <w:divId w:val="424963517"/>
         </w:trPr>
         <w:tc>
           <w:tcPr>
@@ -14665,7 +14665,7 @@
     <w:p>
       <w:pPr>
         <w:pStyle w:val="Ttulo4"/>
-        <w:divId w:val="956183346"/>
+        <w:divId w:val="507990143"/>
         <w:rPr>
           <w:rFonts w:eastAsia="Times New Roman"/>
           <w:lang w:val="es-ES"/>
@@ -14683,7 +14683,7 @@
       <w:pPr>
         <w:spacing w:before="375" w:after="225"/>
         <w:jc w:val="center"/>
-        <w:divId w:val="235021247"/>
+        <w:divId w:val="533273820"/>
         <w:rPr>
           <w:rFonts w:ascii="Outfit" w:eastAsia="Times New Roman" w:hAnsi="Outfit"/>
           <w:b/>
@@ -14713,7 +14713,7 @@
       <w:pPr>
         <w:spacing w:after="375"/>
         <w:jc w:val="center"/>
-        <w:divId w:val="1645430698"/>
+        <w:divId w:val="907810270"/>
         <w:rPr>
           <w:rFonts w:ascii="Plus Jakarta Sans" w:eastAsia="Times New Roman" w:hAnsi="Plus Jakarta Sans"/>
           <w:lang w:val="es-ES"/>
@@ -15101,7 +15101,7 @@
     <w:p>
       <w:pPr>
         <w:pStyle w:val="Ttulo3"/>
-        <w:divId w:val="956183346"/>
+        <w:divId w:val="507990143"/>
         <w:rPr>
           <w:rFonts w:eastAsia="Times New Roman"/>
           <w:lang w:val="es-ES"/>
@@ -15135,7 +15135,7 @@
       </w:tblGrid>
       <w:tr>
         <w:trPr>
-          <w:divId w:val="628247571"/>
+          <w:divId w:val="940457167"/>
           <w:tblHeader/>
         </w:trPr>
         <w:tc>
@@ -15326,7 +15326,7 @@
       </w:tr>
       <w:tr>
         <w:trPr>
-          <w:divId w:val="628247571"/>
+          <w:divId w:val="940457167"/>
         </w:trPr>
         <w:tc>
           <w:tcPr>
@@ -15482,7 +15482,7 @@
       </w:tr>
       <w:tr>
         <w:trPr>
-          <w:divId w:val="628247571"/>
+          <w:divId w:val="940457167"/>
         </w:trPr>
         <w:tc>
           <w:tcPr>
@@ -15638,7 +15638,7 @@
       </w:tr>
       <w:tr>
         <w:trPr>
-          <w:divId w:val="628247571"/>
+          <w:divId w:val="940457167"/>
         </w:trPr>
         <w:tc>
           <w:tcPr>
@@ -15794,7 +15794,7 @@
       </w:tr>
       <w:tr>
         <w:trPr>
-          <w:divId w:val="628247571"/>
+          <w:divId w:val="940457167"/>
         </w:trPr>
         <w:tc>
           <w:tcPr>
@@ -15950,7 +15950,7 @@
       </w:tr>
       <w:tr>
         <w:trPr>
-          <w:divId w:val="628247571"/>
+          <w:divId w:val="940457167"/>
         </w:trPr>
         <w:tc>
           <w:tcPr>
@@ -16106,7 +16106,7 @@
       </w:tr>
       <w:tr>
         <w:trPr>
-          <w:divId w:val="628247571"/>
+          <w:divId w:val="940457167"/>
         </w:trPr>
         <w:tc>
           <w:tcPr>
@@ -16264,7 +16264,7 @@
     <w:p>
       <w:pPr>
         <w:pStyle w:val="Ttulo3"/>
-        <w:divId w:val="956183346"/>
+        <w:divId w:val="507990143"/>
         <w:rPr>
           <w:rFonts w:eastAsia="Times New Roman"/>
           <w:lang w:val="es-ES"/>
@@ -16298,7 +16298,7 @@
       </w:tblGrid>
       <w:tr>
         <w:trPr>
-          <w:divId w:val="862936854"/>
+          <w:divId w:val="88164069"/>
           <w:tblHeader/>
         </w:trPr>
         <w:tc>
@@ -16489,7 +16489,7 @@
       </w:tr>
       <w:tr>
         <w:trPr>
-          <w:divId w:val="862936854"/>
+          <w:divId w:val="88164069"/>
         </w:trPr>
         <w:tc>
           <w:tcPr>
@@ -16645,7 +16645,7 @@
       </w:tr>
       <w:tr>
         <w:trPr>
-          <w:divId w:val="862936854"/>
+          <w:divId w:val="88164069"/>
         </w:trPr>
         <w:tc>
           <w:tcPr>
@@ -16801,7 +16801,7 @@
       </w:tr>
       <w:tr>
         <w:trPr>
-          <w:divId w:val="862936854"/>
+          <w:divId w:val="88164069"/>
         </w:trPr>
         <w:tc>
           <w:tcPr>
@@ -16957,7 +16957,7 @@
       </w:tr>
       <w:tr>
         <w:trPr>
-          <w:divId w:val="862936854"/>
+          <w:divId w:val="88164069"/>
         </w:trPr>
         <w:tc>
           <w:tcPr>
@@ -17113,7 +17113,7 @@
       </w:tr>
       <w:tr>
         <w:trPr>
-          <w:divId w:val="862936854"/>
+          <w:divId w:val="88164069"/>
         </w:trPr>
         <w:tc>
           <w:tcPr>
@@ -17271,7 +17271,7 @@
     <w:p>
       <w:pPr>
         <w:pStyle w:val="Ttulo3"/>
-        <w:divId w:val="956183346"/>
+        <w:divId w:val="507990143"/>
         <w:rPr>
           <w:rFonts w:eastAsia="Times New Roman"/>
           <w:lang w:val="es-ES"/>
@@ -17305,7 +17305,7 @@
       </w:tblGrid>
       <w:tr>
         <w:trPr>
-          <w:divId w:val="48960188"/>
+          <w:divId w:val="2022928239"/>
           <w:tblHeader/>
         </w:trPr>
         <w:tc>
@@ -17496,7 +17496,7 @@
       </w:tr>
       <w:tr>
         <w:trPr>
-          <w:divId w:val="48960188"/>
+          <w:divId w:val="2022928239"/>
         </w:trPr>
         <w:tc>
           <w:tcPr>
@@ -17652,7 +17652,7 @@
       </w:tr>
       <w:tr>
         <w:trPr>
-          <w:divId w:val="48960188"/>
+          <w:divId w:val="2022928239"/>
         </w:trPr>
         <w:tc>
           <w:tcPr>
@@ -17810,7 +17810,7 @@
     <w:p>
       <w:pPr>
         <w:pStyle w:val="Ttulo4"/>
-        <w:divId w:val="956183346"/>
+        <w:divId w:val="507990143"/>
         <w:rPr>
           <w:rFonts w:eastAsia="Times New Roman"/>
           <w:lang w:val="es-ES"/>
@@ -17826,8 +17826,9 @@
     </w:p>
     <w:p>
       <w:pPr>
+        <w:spacing w:before="375" w:after="225"/>
         <w:jc w:val="center"/>
-        <w:divId w:val="1268737018"/>
+        <w:divId w:val="629215336"/>
         <w:rPr>
           <w:rFonts w:ascii="Outfit" w:eastAsia="Times New Roman" w:hAnsi="Outfit"/>
           <w:b/>
@@ -17857,7 +17858,7 @@
       <w:pPr>
         <w:spacing w:after="375"/>
         <w:jc w:val="center"/>
-        <w:divId w:val="116678741"/>
+        <w:divId w:val="1722364348"/>
         <w:rPr>
           <w:rFonts w:ascii="Plus Jakarta Sans" w:eastAsia="Times New Roman" w:hAnsi="Plus Jakarta Sans"/>
           <w:lang w:val="es-ES"/>
@@ -18245,7 +18246,7 @@
     <w:p>
       <w:pPr>
         <w:spacing w:before="450" w:after="450"/>
-        <w:divId w:val="956183346"/>
+        <w:divId w:val="507990143"/>
         <w:rPr>
           <w:rFonts w:ascii="Plus Jakarta Sans" w:eastAsia="Times New Roman" w:hAnsi="Plus Jakarta Sans"/>
           <w:lang w:val="es-ES"/>
@@ -18256,7 +18257,7 @@
           <w:rFonts w:ascii="Plus Jakarta Sans" w:eastAsia="Times New Roman" w:hAnsi="Plus Jakarta Sans"/>
           <w:lang w:val="es-ES"/>
         </w:rPr>
-        <w:pict w14:anchorId="4C8752D4">
+        <w:pict w14:anchorId="4E73D47F">
           <v:rect id="_x0000_i1035" style="width:0;height:.75pt" o:hralign="center" o:hrstd="t" o:hr="t" fillcolor="#a0a0a0" stroked="f"/>
         </w:pict>
       </w:r>
@@ -18264,7 +18265,7 @@
     <w:p>
       <w:pPr>
         <w:spacing w:before="450" w:after="450"/>
-        <w:divId w:val="956183346"/>
+        <w:divId w:val="507990143"/>
         <w:rPr>
           <w:rFonts w:ascii="Plus Jakarta Sans" w:eastAsia="Times New Roman" w:hAnsi="Plus Jakarta Sans"/>
           <w:lang w:val="es-ES"/>
@@ -18275,7 +18276,7 @@
           <w:rFonts w:ascii="Plus Jakarta Sans" w:eastAsia="Times New Roman" w:hAnsi="Plus Jakarta Sans"/>
           <w:lang w:val="es-ES"/>
         </w:rPr>
-        <w:pict w14:anchorId="7E817763">
+        <w:pict w14:anchorId="4CABEAEC">
           <v:rect id="_x0000_i1036" style="width:0;height:.75pt" o:hralign="center" o:hrstd="t" o:hr="t" fillcolor="#a0a0a0" stroked="f"/>
         </w:pict>
       </w:r>
@@ -18283,7 +18284,7 @@
     <w:p>
       <w:pPr>
         <w:pStyle w:val="NormalWeb"/>
-        <w:divId w:val="956183346"/>
+        <w:divId w:val="507990143"/>
         <w:rPr>
           <w:rFonts w:ascii="Plus Jakarta Sans" w:hAnsi="Plus Jakarta Sans"/>
           <w:lang w:val="es-ES"/>
@@ -18316,7 +18317,7 @@
           <w:rFonts w:ascii="Plus Jakarta Sans" w:hAnsi="Plus Jakarta Sans"/>
           <w:lang w:val="es-ES"/>
         </w:rPr>
-        <w:pict w14:anchorId="47CE1224"/>
+        <w:pict w14:anchorId="7A6030F4"/>
       </w:r>
     </w:p>
     <w:sectPr>
@@ -18332,9 +18333,9 @@
 <file path=word/numbering.xml><?xml version="1.0" encoding="utf-8"?>
 <w:numbering xmlns:wpc="http://schemas.microsoft.com/office/word/2010/wordprocessingCanvas" xmlns:cx="http://schemas.microsoft.com/office/drawing/2014/chartex" xmlns:cx1="http://schemas.microsoft.com/office/drawing/2015/9/8/chartex" xmlns:cx2="http://schemas.microsoft.com/office/drawing/2015/10/21/chartex" xmlns:cx3="http://schemas.microsoft.com/office/drawing/2016/5/9/chartex" xmlns:cx4="http://schemas.microsoft.com/office/drawing/2016/5/10/chartex" xmlns:cx5="http://schemas.microsoft.com/office/drawing/2016/5/11/chartex" xmlns:cx6="http://schemas.microsoft.com/office/drawing/2016/5/12/chartex" xmlns:cx7="http://schemas.microsoft.com/office/drawing/2016/5/13/chartex" xmlns:cx8="http://schemas.microsoft.com/office/drawing/2016/5/14/chartex" xmlns:mc="http://schemas.openxmlformats.org/markup-compatibility/2006" xmlns:aink="http://schemas.microsoft.com/office/drawing/2016/ink" xmlns:am3d="http://schemas.microsoft.com/office/drawing/2017/model3d" xmlns:o="urn:schemas-microsoft-com:office:office" xmlns:r="http://schemas.openxmlformats.org/officeDocument/2006/relationships" xmlns:m="http://schemas.openxmlformats.org/officeDocument/2006/math" xmlns:v="urn:schemas-microsoft-com:vml" xmlns:wp14="http://schemas.microsoft.com/office/word/2010/wordprocessingDrawing" xmlns:wp="http://schemas.openxmlformats.org/drawingml/2006/wordprocessingDrawing" xmlns:w10="urn:schemas-microsoft-com:office:word" xmlns:w="http://schemas.openxmlformats.org/wordprocessingml/2006/main" xmlns:w14="http://schemas.microsoft.com/office/word/2010/wordml" xmlns:w15="http://schemas.microsoft.com/office/word/2012/wordml" xmlns:w16cex="http://schemas.microsoft.com/office/word/2018/wordml/cex" xmlns:w16cid="http://schemas.microsoft.com/office/word/2016/wordml/cid" xmlns:w16="http://schemas.microsoft.com/office/word/2018/wordml" xmlns:w16sdtdh="http://schemas.microsoft.com/office/word/2020/wordml/sdtdatahash" xmlns:w16se="http://schemas.microsoft.com/office/word/2015/wordml/symex" xmlns:wpg="http://schemas.microsoft.com/office/word/2010/wordprocessingGroup" xmlns:wpi="http://schemas.microsoft.com/office/word/2010/wordprocessingInk" xmlns:wne="http://schemas.microsoft.com/office/word/2006/wordml" xmlns:wps="http://schemas.microsoft.com/office/word/2010/wordprocessingShape" mc:Ignorable="w14 w15 w16se w16cid w16 w16cex w16sdtdh wp14">
   <w:abstractNum w:abstractNumId="0" w15:restartNumberingAfterBreak="0">
-    <w:nsid w:val="02EA0BED"/>
+    <w:nsid w:val="10F96657"/>
     <w:multiLevelType w:val="multilevel"/>
-    <w:tmpl w:val="66EE5686"/>
+    <w:tmpl w:val="B65800D6"/>
     <w:lvl w:ilvl="0">
       <w:start w:val="1"/>
       <w:numFmt w:val="bullet"/>
@@ -18481,9 +18482,9 @@
     </w:lvl>
   </w:abstractNum>
   <w:abstractNum w:abstractNumId="1" w15:restartNumberingAfterBreak="0">
-    <w:nsid w:val="2AF667F2"/>
+    <w:nsid w:val="1CF17BCA"/>
     <w:multiLevelType w:val="multilevel"/>
-    <w:tmpl w:val="F1C2411C"/>
+    <w:tmpl w:val="74B6FA3C"/>
     <w:lvl w:ilvl="0">
       <w:start w:val="1"/>
       <w:numFmt w:val="bullet"/>
@@ -18630,9 +18631,9 @@
     </w:lvl>
   </w:abstractNum>
   <w:abstractNum w:abstractNumId="2" w15:restartNumberingAfterBreak="0">
-    <w:nsid w:val="2F5E5B79"/>
+    <w:nsid w:val="2E41317C"/>
     <w:multiLevelType w:val="multilevel"/>
-    <w:tmpl w:val="DA06B982"/>
+    <w:tmpl w:val="4F143962"/>
     <w:lvl w:ilvl="0">
       <w:start w:val="1"/>
       <w:numFmt w:val="bullet"/>
@@ -18779,9 +18780,9 @@
     </w:lvl>
   </w:abstractNum>
   <w:abstractNum w:abstractNumId="3" w15:restartNumberingAfterBreak="0">
-    <w:nsid w:val="527F1B39"/>
+    <w:nsid w:val="76950E52"/>
     <w:multiLevelType w:val="multilevel"/>
-    <w:tmpl w:val="0B644DE4"/>
+    <w:tmpl w:val="46080F3C"/>
     <w:lvl w:ilvl="0">
       <w:start w:val="1"/>
       <w:numFmt w:val="bullet"/>
@@ -18928,16 +18929,16 @@
     </w:lvl>
   </w:abstractNum>
   <w:num w:numId="1">
-    <w:abstractNumId w:val="2"/>
+    <w:abstractNumId w:val="1"/>
   </w:num>
   <w:num w:numId="2">
-    <w:abstractNumId w:val="1"/>
+    <w:abstractNumId w:val="3"/>
   </w:num>
   <w:num w:numId="3">
     <w:abstractNumId w:val="0"/>
   </w:num>
   <w:num w:numId="4">
-    <w:abstractNumId w:val="3"/>
+    <w:abstractNumId w:val="2"/>
   </w:num>
 </w:numbering>
 </file>
